--- a/Entrepreneurs_Rulebook_v20.docx
+++ b/Entrepreneurs_Rulebook_v20.docx
@@ -3159,7 +3159,7 @@
           <w:sz w:val="21"/>
           <w:szCs w:val="21"/>
         </w:rPr>
-        <w:t xml:space="preserve">A plot's value is its printed road price plus $3 for every structure standing on it or orthogonally touching it - five squares in all, the plot and its four neighbours, corners never counting - plus $1 if it touches a Logistic Hub. Road prices run from 1 at the outer edge to 6 in the dead centre of the city. You pay that to buy, and you receive it when you sell - so land near the action genuinely appreciates as the city fills in, and the ground under a working company is the dearest of all.</w:t>
+        <w:t xml:space="preserve">A plot's value is its printed road price plus $3 for every structure standing on it or orthogonally touching it - five squares in all, the plot and its four neighbours, corners never counting. A Logistic Hub is a structure like any other: it stands on a plot and fills it forever. Road prices run from 1 at the outer edge to 6 in the dead centre of the city. You pay that to buy, and you receive it when you sell - so land near the action genuinely appreciates as the city fills in, and the ground under a working company is the dearest of all.</w:t>
       </w:r>
     </w:p>
     <w:p>
@@ -10848,7 +10848,7 @@
           <w:sz w:val="21"/>
           <w:szCs w:val="21"/>
         </w:rPr>
-        <w:t xml:space="preserve">They all read as playing it the older way, because that is what they are. Five rules that were optional in v12 became standard in v13, and what remains switchable is the game as it was before.</w:t>
+        <w:t xml:space="preserve">The first three read as playing it the older way, because that is what they are: rules that were optional in v12 and became standard in v13. The beginner game is the opposite - not an older version of this game but a shorter way into it, and it has a section of its own below.</w:t>
       </w:r>
     </w:p>
     <w:tbl>
@@ -11008,7 +11008,7 @@
                 <w:sz w:val="19"/>
                 <w:szCs w:val="19"/>
               </w:rPr>
-              <w:t xml:space="preserve">Levels score heavy</w:t>
+              <w:t xml:space="preserve">Ordered decks</w:t>
             </w:r>
           </w:p>
         </w:tc>
@@ -11035,119 +11035,7 @@
                 <w:sz w:val="19"/>
                 <w:szCs w:val="19"/>
               </w:rPr>
-              <w:t xml:space="preserve">A company level is worth 3 EP instead of 2. Building tall becomes the biggest single thing on the scoreboard, at the cost of pushing land, cash and the entry bonuses into the background.</w:t>
-            </w:r>
-          </w:p>
-        </w:tc>
-      </w:tr>
-      <w:tr>
-        <w:tc>
-          <w:tcPr>
-            <w:tcW w:type="dxa" w:w="3662"/>
-            <w:tcMar>
-              <w:top w:type="dxa" w:w="60"/>
-              <w:left w:type="dxa" w:w="100"/>
-              <w:bottom w:type="dxa" w:w="60"/>
-              <w:right w:type="dxa" w:w="100"/>
-            </w:tcMar>
-          </w:tcPr>
-          <w:p>
-            <w:pPr>
-              <w:spacing w:after="0" w:line="252"/>
-            </w:pPr>
-            <w:r>
-              <w:rPr>
-                <w:rFonts w:ascii="Calibri" w:cs="Calibri" w:eastAsia="Calibri" w:hAnsi="Calibri"/>
-                <w:b w:val="false"/>
-                <w:bCs w:val="false"/>
-                <w:color w:val="1A1A1A"/>
-                <w:sz w:val="19"/>
-                <w:szCs w:val="19"/>
-              </w:rPr>
-              <w:t xml:space="preserve">Ordered decks</w:t>
-            </w:r>
-          </w:p>
-        </w:tc>
-        <w:tc>
-          <w:tcPr>
-            <w:tcW w:type="dxa" w:w="5976"/>
-            <w:tcMar>
-              <w:top w:type="dxa" w:w="60"/>
-              <w:left w:type="dxa" w:w="100"/>
-              <w:bottom w:type="dxa" w:w="60"/>
-              <w:right w:type="dxa" w:w="100"/>
-            </w:tcMar>
-          </w:tcPr>
-          <w:p>
-            <w:pPr>
-              <w:spacing w:after="0" w:line="252"/>
-            </w:pPr>
-            <w:r>
-              <w:rPr>
-                <w:rFonts w:ascii="Calibri" w:cs="Calibri" w:eastAsia="Calibri" w:hAnsi="Calibri"/>
-                <w:b w:val="false"/>
-                <w:bCs w:val="false"/>
-                <w:color w:val="1A1A1A"/>
-                <w:sz w:val="19"/>
-                <w:szCs w:val="19"/>
-              </w:rPr>
               <w:t xml:space="preserve">Each industry deck runs level 1 on top down to level 3 at the bottom, instead of being shuffled whole. No level 3 can be drafted, and the early game holds no surprises.</w:t>
-            </w:r>
-          </w:p>
-        </w:tc>
-      </w:tr>
-      <w:tr>
-        <w:tc>
-          <w:tcPr>
-            <w:tcW w:type="dxa" w:w="3662"/>
-            <w:tcMar>
-              <w:top w:type="dxa" w:w="60"/>
-              <w:left w:type="dxa" w:w="100"/>
-              <w:bottom w:type="dxa" w:w="60"/>
-              <w:right w:type="dxa" w:w="100"/>
-            </w:tcMar>
-          </w:tcPr>
-          <w:p>
-            <w:pPr>
-              <w:spacing w:after="0" w:line="252"/>
-            </w:pPr>
-            <w:r>
-              <w:rPr>
-                <w:rFonts w:ascii="Calibri" w:cs="Calibri" w:eastAsia="Calibri" w:hAnsi="Calibri"/>
-                <w:b w:val="false"/>
-                <w:bCs w:val="false"/>
-                <w:color w:val="1A1A1A"/>
-                <w:sz w:val="19"/>
-                <w:szCs w:val="19"/>
-              </w:rPr>
-              <w:t xml:space="preserve">Hubs on the road</w:t>
-            </w:r>
-          </w:p>
-        </w:tc>
-        <w:tc>
-          <w:tcPr>
-            <w:tcW w:type="dxa" w:w="5976"/>
-            <w:tcMar>
-              <w:top w:type="dxa" w:w="60"/>
-              <w:left w:type="dxa" w:w="100"/>
-              <w:bottom w:type="dxa" w:w="60"/>
-              <w:right w:type="dxa" w:w="100"/>
-            </w:tcMar>
-          </w:tcPr>
-          <w:p>
-            <w:pPr>
-              <w:spacing w:after="0" w:line="252"/>
-            </w:pPr>
-            <w:r>
-              <w:rPr>
-                <w:rFonts w:ascii="Calibri" w:cs="Calibri" w:eastAsia="Calibri" w:hAnsi="Calibri"/>
-                <w:b w:val="false"/>
-                <w:bCs w:val="false"/>
-                <w:color w:val="1A1A1A"/>
-                <w:sz w:val="19"/>
-                <w:szCs w:val="19"/>
-              </w:rPr>
-              <w:t xml:space="preserve">A Logistic Hub straddles a border and joins the two districts either side, instead of standing on a plot and reaching only its own. No plot is consumed, and every hub is worth two districts rather than one.</w:t>
             </w:r>
           </w:p>
         </w:tc>
@@ -11226,6 +11114,1066 @@
           <w:szCs w:val="21"/>
         </w:rPr>
         <w:t xml:space="preserve">Whichever are on is shown in the waiting room before the game starts, and recorded with the finished game, so a variant table is never mistaken for a standard one in the records.</w:t>
+      </w:r>
+    </w:p>
+    <w:p>
+      <w:pPr>
+        <w:pStyle w:val="Heading1"/>
+        <w:pBdr>
+          <w:bottom w:val="single" w:color="D8D4E2" w:sz="6" w:space="6"/>
+        </w:pBdr>
+        <w:spacing w:after="160" w:before="360"/>
+      </w:pPr>
+      <w:r>
+        <w:rPr>
+          <w:rFonts w:ascii="Calibri" w:cs="Calibri" w:eastAsia="Calibri" w:hAnsi="Calibri"/>
+          <w:b/>
+          <w:bCs/>
+          <w:color w:val="4A3AB5"/>
+          <w:sz w:val="30"/>
+          <w:szCs w:val="30"/>
+        </w:rPr>
+        <w:t xml:space="preserve">The beginner game</w:t>
+      </w:r>
+    </w:p>
+    <w:p>
+      <w:pPr>
+        <w:spacing w:after="120" w:line="276"/>
+      </w:pPr>
+      <w:r>
+        <w:rPr>
+          <w:rFonts w:ascii="Calibri" w:cs="Calibri" w:eastAsia="Calibri" w:hAnsi="Calibri"/>
+          <w:color w:val="1A1A1A"/>
+          <w:sz w:val="21"/>
+          <w:szCs w:val="21"/>
+        </w:rPr>
+        <w:t xml:space="preserve">A shorter way in, for a table where somebody has never played. It is two years instead of three, and each track keeps one action instead of two, so there are four things you can do rather than eight. Everything cut is a subsystem that needs a second explanation; nothing cut is the engine of the game.</w:t>
+      </w:r>
+    </w:p>
+    <w:p>
+      <w:pPr>
+        <w:spacing w:after="120" w:line="276"/>
+      </w:pPr>
+      <w:r>
+        <w:rPr>
+          <w:rFonts w:ascii="Calibri" w:cs="Calibri" w:eastAsia="Calibri" w:hAnsi="Calibri"/>
+          <w:color w:val="1A1A1A"/>
+          <w:sz w:val="21"/>
+          <w:szCs w:val="21"/>
+        </w:rPr>
+        <w:t xml:space="preserve">What stays is the part worth learning. Your production still sells into the demand icons, your operating costs still flow into the pots of the industries your Blueprint buys from and are split among whoever owns companies there, and every build still pushes its own industry's price down a dollar and each of its suppliers' up one. Your customer is still your competitor.</w:t>
+      </w:r>
+    </w:p>
+    <w:tbl>
+      <w:tblPr>
+        <w:tblW w:type="dxa" w:w="9638"/>
+        <w:tblBorders>
+          <w:top w:val="single" w:color="D8D4E2" w:sz="4"/>
+          <w:left w:val="none" w:color="FFFFFF" w:sz="0"/>
+          <w:bottom w:val="single" w:color="D8D4E2" w:sz="4"/>
+          <w:right w:val="none" w:color="FFFFFF" w:sz="0"/>
+          <w:insideH w:val="single" w:color="D8D4E2" w:sz="2"/>
+          <w:insideV w:val="none" w:color="FFFFFF" w:sz="0"/>
+        </w:tblBorders>
+      </w:tblPr>
+      <w:tblGrid>
+        <w:gridCol w:w="2699"/>
+        <w:gridCol w:w="3469"/>
+        <w:gridCol w:w="3470"/>
+      </w:tblGrid>
+      <w:tr>
+        <w:trPr>
+          <w:tblHeader/>
+        </w:trPr>
+        <w:tc>
+          <w:tcPr>
+            <w:tcW w:type="dxa" w:w="2699"/>
+            <w:shd w:fill="F1EFF7" w:color="auto" w:val="clear"/>
+            <w:tcMar>
+              <w:top w:type="dxa" w:w="60"/>
+              <w:left w:type="dxa" w:w="100"/>
+              <w:bottom w:type="dxa" w:w="60"/>
+              <w:right w:type="dxa" w:w="100"/>
+            </w:tcMar>
+          </w:tcPr>
+          <w:p>
+            <w:pPr>
+              <w:spacing w:after="0" w:line="252"/>
+            </w:pPr>
+            <w:r>
+              <w:rPr>
+                <w:rFonts w:ascii="Calibri" w:cs="Calibri" w:eastAsia="Calibri" w:hAnsi="Calibri"/>
+                <w:b/>
+                <w:bCs/>
+                <w:color w:val="1A1A1A"/>
+                <w:sz w:val="19"/>
+                <w:szCs w:val="19"/>
+              </w:rPr>
+              <w:t xml:space="preserve"/>
+            </w:r>
+          </w:p>
+        </w:tc>
+        <w:tc>
+          <w:tcPr>
+            <w:tcW w:type="dxa" w:w="3469"/>
+            <w:shd w:fill="F1EFF7" w:color="auto" w:val="clear"/>
+            <w:tcMar>
+              <w:top w:type="dxa" w:w="60"/>
+              <w:left w:type="dxa" w:w="100"/>
+              <w:bottom w:type="dxa" w:w="60"/>
+              <w:right w:type="dxa" w:w="100"/>
+            </w:tcMar>
+          </w:tcPr>
+          <w:p>
+            <w:pPr>
+              <w:spacing w:after="0" w:line="252"/>
+            </w:pPr>
+            <w:r>
+              <w:rPr>
+                <w:rFonts w:ascii="Calibri" w:cs="Calibri" w:eastAsia="Calibri" w:hAnsi="Calibri"/>
+                <w:b/>
+                <w:bCs/>
+                <w:color w:val="1A1A1A"/>
+                <w:sz w:val="19"/>
+                <w:szCs w:val="19"/>
+              </w:rPr>
+              <w:t xml:space="preserve">The full game</w:t>
+            </w:r>
+          </w:p>
+        </w:tc>
+        <w:tc>
+          <w:tcPr>
+            <w:tcW w:type="dxa" w:w="3470"/>
+            <w:shd w:fill="F1EFF7" w:color="auto" w:val="clear"/>
+            <w:tcMar>
+              <w:top w:type="dxa" w:w="60"/>
+              <w:left w:type="dxa" w:w="100"/>
+              <w:bottom w:type="dxa" w:w="60"/>
+              <w:right w:type="dxa" w:w="100"/>
+            </w:tcMar>
+          </w:tcPr>
+          <w:p>
+            <w:pPr>
+              <w:spacing w:after="0" w:line="252"/>
+            </w:pPr>
+            <w:r>
+              <w:rPr>
+                <w:rFonts w:ascii="Calibri" w:cs="Calibri" w:eastAsia="Calibri" w:hAnsi="Calibri"/>
+                <w:b/>
+                <w:bCs/>
+                <w:color w:val="1A1A1A"/>
+                <w:sz w:val="19"/>
+                <w:szCs w:val="19"/>
+              </w:rPr>
+              <w:t xml:space="preserve">The beginner game</w:t>
+            </w:r>
+          </w:p>
+        </w:tc>
+      </w:tr>
+      <w:tr>
+        <w:tc>
+          <w:tcPr>
+            <w:tcW w:type="dxa" w:w="2699"/>
+            <w:tcMar>
+              <w:top w:type="dxa" w:w="60"/>
+              <w:left w:type="dxa" w:w="100"/>
+              <w:bottom w:type="dxa" w:w="60"/>
+              <w:right w:type="dxa" w:w="100"/>
+            </w:tcMar>
+          </w:tcPr>
+          <w:p>
+            <w:pPr>
+              <w:spacing w:after="0" w:line="252"/>
+            </w:pPr>
+            <w:r>
+              <w:rPr>
+                <w:rFonts w:ascii="Calibri" w:cs="Calibri" w:eastAsia="Calibri" w:hAnsi="Calibri"/>
+                <w:b/>
+                <w:bCs/>
+                <w:color w:val="1A1A1A"/>
+                <w:sz w:val="19"/>
+                <w:szCs w:val="19"/>
+              </w:rPr>
+              <w:t xml:space="preserve">Length</w:t>
+            </w:r>
+          </w:p>
+        </w:tc>
+        <w:tc>
+          <w:tcPr>
+            <w:tcW w:type="dxa" w:w="3469"/>
+            <w:tcMar>
+              <w:top w:type="dxa" w:w="60"/>
+              <w:left w:type="dxa" w:w="100"/>
+              <w:bottom w:type="dxa" w:w="60"/>
+              <w:right w:type="dxa" w:w="100"/>
+            </w:tcMar>
+          </w:tcPr>
+          <w:p>
+            <w:pPr>
+              <w:spacing w:after="0" w:line="252"/>
+            </w:pPr>
+            <w:r>
+              <w:rPr>
+                <w:rFonts w:ascii="Calibri" w:cs="Calibri" w:eastAsia="Calibri" w:hAnsi="Calibri"/>
+                <w:b w:val="false"/>
+                <w:bCs w:val="false"/>
+                <w:color w:val="1A1A1A"/>
+                <w:sz w:val="19"/>
+                <w:szCs w:val="19"/>
+              </w:rPr>
+              <w:t xml:space="preserve">12 quarters, 3 years</w:t>
+            </w:r>
+          </w:p>
+        </w:tc>
+        <w:tc>
+          <w:tcPr>
+            <w:tcW w:type="dxa" w:w="3470"/>
+            <w:tcMar>
+              <w:top w:type="dxa" w:w="60"/>
+              <w:left w:type="dxa" w:w="100"/>
+              <w:bottom w:type="dxa" w:w="60"/>
+              <w:right w:type="dxa" w:w="100"/>
+            </w:tcMar>
+          </w:tcPr>
+          <w:p>
+            <w:pPr>
+              <w:spacing w:after="0" w:line="252"/>
+            </w:pPr>
+            <w:r>
+              <w:rPr>
+                <w:rFonts w:ascii="Calibri" w:cs="Calibri" w:eastAsia="Calibri" w:hAnsi="Calibri"/>
+                <w:b w:val="false"/>
+                <w:bCs w:val="false"/>
+                <w:color w:val="1A1A1A"/>
+                <w:sz w:val="19"/>
+                <w:szCs w:val="19"/>
+              </w:rPr>
+              <w:t xml:space="preserve">8 quarters, 2 years</w:t>
+            </w:r>
+          </w:p>
+        </w:tc>
+      </w:tr>
+      <w:tr>
+        <w:tc>
+          <w:tcPr>
+            <w:tcW w:type="dxa" w:w="2699"/>
+            <w:tcMar>
+              <w:top w:type="dxa" w:w="60"/>
+              <w:left w:type="dxa" w:w="100"/>
+              <w:bottom w:type="dxa" w:w="60"/>
+              <w:right w:type="dxa" w:w="100"/>
+            </w:tcMar>
+          </w:tcPr>
+          <w:p>
+            <w:pPr>
+              <w:spacing w:after="0" w:line="252"/>
+            </w:pPr>
+            <w:r>
+              <w:rPr>
+                <w:rFonts w:ascii="Calibri" w:cs="Calibri" w:eastAsia="Calibri" w:hAnsi="Calibri"/>
+                <w:b/>
+                <w:bCs/>
+                <w:color w:val="1A1A1A"/>
+                <w:sz w:val="19"/>
+                <w:szCs w:val="19"/>
+              </w:rPr>
+              <w:t xml:space="preserve">Raise Capital</w:t>
+            </w:r>
+          </w:p>
+        </w:tc>
+        <w:tc>
+          <w:tcPr>
+            <w:tcW w:type="dxa" w:w="3469"/>
+            <w:tcMar>
+              <w:top w:type="dxa" w:w="60"/>
+              <w:left w:type="dxa" w:w="100"/>
+              <w:bottom w:type="dxa" w:w="60"/>
+              <w:right w:type="dxa" w:w="100"/>
+            </w:tcMar>
+          </w:tcPr>
+          <w:p>
+            <w:pPr>
+              <w:spacing w:after="0" w:line="252"/>
+            </w:pPr>
+            <w:r>
+              <w:rPr>
+                <w:rFonts w:ascii="Calibri" w:cs="Calibri" w:eastAsia="Calibri" w:hAnsi="Calibri"/>
+                <w:b w:val="false"/>
+                <w:bCs w:val="false"/>
+                <w:color w:val="1A1A1A"/>
+                <w:sz w:val="19"/>
+                <w:szCs w:val="19"/>
+              </w:rPr>
+              <w:t xml:space="preserve">LOAN or SELL</w:t>
+            </w:r>
+          </w:p>
+        </w:tc>
+        <w:tc>
+          <w:tcPr>
+            <w:tcW w:type="dxa" w:w="3470"/>
+            <w:tcMar>
+              <w:top w:type="dxa" w:w="60"/>
+              <w:left w:type="dxa" w:w="100"/>
+              <w:bottom w:type="dxa" w:w="60"/>
+              <w:right w:type="dxa" w:w="100"/>
+            </w:tcMar>
+          </w:tcPr>
+          <w:p>
+            <w:pPr>
+              <w:spacing w:after="0" w:line="252"/>
+            </w:pPr>
+            <w:r>
+              <w:rPr>
+                <w:rFonts w:ascii="Calibri" w:cs="Calibri" w:eastAsia="Calibri" w:hAnsi="Calibri"/>
+                <w:b w:val="false"/>
+                <w:bCs w:val="false"/>
+                <w:color w:val="1A1A1A"/>
+                <w:sz w:val="19"/>
+                <w:szCs w:val="19"/>
+              </w:rPr>
+              <w:t xml:space="preserve">LOAN</w:t>
+            </w:r>
+          </w:p>
+        </w:tc>
+      </w:tr>
+      <w:tr>
+        <w:tc>
+          <w:tcPr>
+            <w:tcW w:type="dxa" w:w="2699"/>
+            <w:tcMar>
+              <w:top w:type="dxa" w:w="60"/>
+              <w:left w:type="dxa" w:w="100"/>
+              <w:bottom w:type="dxa" w:w="60"/>
+              <w:right w:type="dxa" w:w="100"/>
+            </w:tcMar>
+          </w:tcPr>
+          <w:p>
+            <w:pPr>
+              <w:spacing w:after="0" w:line="252"/>
+            </w:pPr>
+            <w:r>
+              <w:rPr>
+                <w:rFonts w:ascii="Calibri" w:cs="Calibri" w:eastAsia="Calibri" w:hAnsi="Calibri"/>
+                <w:b/>
+                <w:bCs/>
+                <w:color w:val="1A1A1A"/>
+                <w:sz w:val="19"/>
+                <w:szCs w:val="19"/>
+              </w:rPr>
+              <w:t xml:space="preserve">M&amp;A</w:t>
+            </w:r>
+          </w:p>
+        </w:tc>
+        <w:tc>
+          <w:tcPr>
+            <w:tcW w:type="dxa" w:w="3469"/>
+            <w:tcMar>
+              <w:top w:type="dxa" w:w="60"/>
+              <w:left w:type="dxa" w:w="100"/>
+              <w:bottom w:type="dxa" w:w="60"/>
+              <w:right w:type="dxa" w:w="100"/>
+            </w:tcMar>
+          </w:tcPr>
+          <w:p>
+            <w:pPr>
+              <w:spacing w:after="0" w:line="252"/>
+            </w:pPr>
+            <w:r>
+              <w:rPr>
+                <w:rFonts w:ascii="Calibri" w:cs="Calibri" w:eastAsia="Calibri" w:hAnsi="Calibri"/>
+                <w:b w:val="false"/>
+                <w:bCs w:val="false"/>
+                <w:color w:val="1A1A1A"/>
+                <w:sz w:val="19"/>
+                <w:szCs w:val="19"/>
+              </w:rPr>
+              <w:t xml:space="preserve">BUY or LAUNCH</w:t>
+            </w:r>
+          </w:p>
+        </w:tc>
+        <w:tc>
+          <w:tcPr>
+            <w:tcW w:type="dxa" w:w="3470"/>
+            <w:tcMar>
+              <w:top w:type="dxa" w:w="60"/>
+              <w:left w:type="dxa" w:w="100"/>
+              <w:bottom w:type="dxa" w:w="60"/>
+              <w:right w:type="dxa" w:w="100"/>
+            </w:tcMar>
+          </w:tcPr>
+          <w:p>
+            <w:pPr>
+              <w:spacing w:after="0" w:line="252"/>
+            </w:pPr>
+            <w:r>
+              <w:rPr>
+                <w:rFonts w:ascii="Calibri" w:cs="Calibri" w:eastAsia="Calibri" w:hAnsi="Calibri"/>
+                <w:b w:val="false"/>
+                <w:bCs w:val="false"/>
+                <w:color w:val="1A1A1A"/>
+                <w:sz w:val="19"/>
+                <w:szCs w:val="19"/>
+              </w:rPr>
+              <w:t xml:space="preserve">LAUNCH</w:t>
+            </w:r>
+          </w:p>
+        </w:tc>
+      </w:tr>
+      <w:tr>
+        <w:tc>
+          <w:tcPr>
+            <w:tcW w:type="dxa" w:w="2699"/>
+            <w:tcMar>
+              <w:top w:type="dxa" w:w="60"/>
+              <w:left w:type="dxa" w:w="100"/>
+              <w:bottom w:type="dxa" w:w="60"/>
+              <w:right w:type="dxa" w:w="100"/>
+            </w:tcMar>
+          </w:tcPr>
+          <w:p>
+            <w:pPr>
+              <w:spacing w:after="0" w:line="252"/>
+            </w:pPr>
+            <w:r>
+              <w:rPr>
+                <w:rFonts w:ascii="Calibri" w:cs="Calibri" w:eastAsia="Calibri" w:hAnsi="Calibri"/>
+                <w:b/>
+                <w:bCs/>
+                <w:color w:val="1A1A1A"/>
+                <w:sz w:val="19"/>
+                <w:szCs w:val="19"/>
+              </w:rPr>
+              <w:t xml:space="preserve">R&amp;D</w:t>
+            </w:r>
+          </w:p>
+        </w:tc>
+        <w:tc>
+          <w:tcPr>
+            <w:tcW w:type="dxa" w:w="3469"/>
+            <w:tcMar>
+              <w:top w:type="dxa" w:w="60"/>
+              <w:left w:type="dxa" w:w="100"/>
+              <w:bottom w:type="dxa" w:w="60"/>
+              <w:right w:type="dxa" w:w="100"/>
+            </w:tcMar>
+          </w:tcPr>
+          <w:p>
+            <w:pPr>
+              <w:spacing w:after="0" w:line="252"/>
+            </w:pPr>
+            <w:r>
+              <w:rPr>
+                <w:rFonts w:ascii="Calibri" w:cs="Calibri" w:eastAsia="Calibri" w:hAnsi="Calibri"/>
+                <w:b w:val="false"/>
+                <w:bCs w:val="false"/>
+                <w:color w:val="1A1A1A"/>
+                <w:sz w:val="19"/>
+                <w:szCs w:val="19"/>
+              </w:rPr>
+              <w:t xml:space="preserve">RESEARCH or UPGRADE</w:t>
+            </w:r>
+          </w:p>
+        </w:tc>
+        <w:tc>
+          <w:tcPr>
+            <w:tcW w:type="dxa" w:w="3470"/>
+            <w:tcMar>
+              <w:top w:type="dxa" w:w="60"/>
+              <w:left w:type="dxa" w:w="100"/>
+              <w:bottom w:type="dxa" w:w="60"/>
+              <w:right w:type="dxa" w:w="100"/>
+            </w:tcMar>
+          </w:tcPr>
+          <w:p>
+            <w:pPr>
+              <w:spacing w:after="0" w:line="252"/>
+            </w:pPr>
+            <w:r>
+              <w:rPr>
+                <w:rFonts w:ascii="Calibri" w:cs="Calibri" w:eastAsia="Calibri" w:hAnsi="Calibri"/>
+                <w:b w:val="false"/>
+                <w:bCs w:val="false"/>
+                <w:color w:val="1A1A1A"/>
+                <w:sz w:val="19"/>
+                <w:szCs w:val="19"/>
+              </w:rPr>
+              <w:t xml:space="preserve">RESEARCH</w:t>
+            </w:r>
+          </w:p>
+        </w:tc>
+      </w:tr>
+      <w:tr>
+        <w:tc>
+          <w:tcPr>
+            <w:tcW w:type="dxa" w:w="2699"/>
+            <w:tcMar>
+              <w:top w:type="dxa" w:w="60"/>
+              <w:left w:type="dxa" w:w="100"/>
+              <w:bottom w:type="dxa" w:w="60"/>
+              <w:right w:type="dxa" w:w="100"/>
+            </w:tcMar>
+          </w:tcPr>
+          <w:p>
+            <w:pPr>
+              <w:spacing w:after="0" w:line="252"/>
+            </w:pPr>
+            <w:r>
+              <w:rPr>
+                <w:rFonts w:ascii="Calibri" w:cs="Calibri" w:eastAsia="Calibri" w:hAnsi="Calibri"/>
+                <w:b/>
+                <w:bCs/>
+                <w:color w:val="1A1A1A"/>
+                <w:sz w:val="19"/>
+                <w:szCs w:val="19"/>
+              </w:rPr>
+              <w:t xml:space="preserve">Board Meeting</w:t>
+            </w:r>
+          </w:p>
+        </w:tc>
+        <w:tc>
+          <w:tcPr>
+            <w:tcW w:type="dxa" w:w="3469"/>
+            <w:tcMar>
+              <w:top w:type="dxa" w:w="60"/>
+              <w:left w:type="dxa" w:w="100"/>
+              <w:bottom w:type="dxa" w:w="60"/>
+              <w:right w:type="dxa" w:w="100"/>
+            </w:tcMar>
+          </w:tcPr>
+          <w:p>
+            <w:pPr>
+              <w:spacing w:after="0" w:line="252"/>
+            </w:pPr>
+            <w:r>
+              <w:rPr>
+                <w:rFonts w:ascii="Calibri" w:cs="Calibri" w:eastAsia="Calibri" w:hAnsi="Calibri"/>
+                <w:b w:val="false"/>
+                <w:bCs w:val="false"/>
+                <w:color w:val="1A1A1A"/>
+                <w:sz w:val="19"/>
+                <w:szCs w:val="19"/>
+              </w:rPr>
+              <w:t xml:space="preserve">GO PUBLIC or REPOSITION</w:t>
+            </w:r>
+          </w:p>
+        </w:tc>
+        <w:tc>
+          <w:tcPr>
+            <w:tcW w:type="dxa" w:w="3470"/>
+            <w:tcMar>
+              <w:top w:type="dxa" w:w="60"/>
+              <w:left w:type="dxa" w:w="100"/>
+              <w:bottom w:type="dxa" w:w="60"/>
+              <w:right w:type="dxa" w:w="100"/>
+            </w:tcMar>
+          </w:tcPr>
+          <w:p>
+            <w:pPr>
+              <w:spacing w:after="0" w:line="252"/>
+            </w:pPr>
+            <w:r>
+              <w:rPr>
+                <w:rFonts w:ascii="Calibri" w:cs="Calibri" w:eastAsia="Calibri" w:hAnsi="Calibri"/>
+                <w:b w:val="false"/>
+                <w:bCs w:val="false"/>
+                <w:color w:val="1A1A1A"/>
+                <w:sz w:val="19"/>
+                <w:szCs w:val="19"/>
+              </w:rPr>
+              <w:t xml:space="preserve">REPOSITION</w:t>
+            </w:r>
+          </w:p>
+        </w:tc>
+      </w:tr>
+      <w:tr>
+        <w:tc>
+          <w:tcPr>
+            <w:tcW w:type="dxa" w:w="2699"/>
+            <w:tcMar>
+              <w:top w:type="dxa" w:w="60"/>
+              <w:left w:type="dxa" w:w="100"/>
+              <w:bottom w:type="dxa" w:w="60"/>
+              <w:right w:type="dxa" w:w="100"/>
+            </w:tcMar>
+          </w:tcPr>
+          <w:p>
+            <w:pPr>
+              <w:spacing w:after="0" w:line="252"/>
+            </w:pPr>
+            <w:r>
+              <w:rPr>
+                <w:rFonts w:ascii="Calibri" w:cs="Calibri" w:eastAsia="Calibri" w:hAnsi="Calibri"/>
+                <w:b/>
+                <w:bCs/>
+                <w:color w:val="1A1A1A"/>
+                <w:sz w:val="19"/>
+                <w:szCs w:val="19"/>
+              </w:rPr>
+              <w:t xml:space="preserve">Megacorps</w:t>
+            </w:r>
+          </w:p>
+        </w:tc>
+        <w:tc>
+          <w:tcPr>
+            <w:tcW w:type="dxa" w:w="3469"/>
+            <w:tcMar>
+              <w:top w:type="dxa" w:w="60"/>
+              <w:left w:type="dxa" w:w="100"/>
+              <w:bottom w:type="dxa" w:w="60"/>
+              <w:right w:type="dxa" w:w="100"/>
+            </w:tcMar>
+          </w:tcPr>
+          <w:p>
+            <w:pPr>
+              <w:spacing w:after="0" w:line="252"/>
+            </w:pPr>
+            <w:r>
+              <w:rPr>
+                <w:rFonts w:ascii="Calibri" w:cs="Calibri" w:eastAsia="Calibri" w:hAnsi="Calibri"/>
+                <w:b w:val="false"/>
+                <w:bCs w:val="false"/>
+                <w:color w:val="1A1A1A"/>
+                <w:sz w:val="19"/>
+                <w:szCs w:val="19"/>
+              </w:rPr>
+              <w:t xml:space="preserve">yes</w:t>
+            </w:r>
+          </w:p>
+        </w:tc>
+        <w:tc>
+          <w:tcPr>
+            <w:tcW w:type="dxa" w:w="3470"/>
+            <w:tcMar>
+              <w:top w:type="dxa" w:w="60"/>
+              <w:left w:type="dxa" w:w="100"/>
+              <w:bottom w:type="dxa" w:w="60"/>
+              <w:right w:type="dxa" w:w="100"/>
+            </w:tcMar>
+          </w:tcPr>
+          <w:p>
+            <w:pPr>
+              <w:spacing w:after="0" w:line="252"/>
+            </w:pPr>
+            <w:r>
+              <w:rPr>
+                <w:rFonts w:ascii="Calibri" w:cs="Calibri" w:eastAsia="Calibri" w:hAnsi="Calibri"/>
+                <w:b w:val="false"/>
+                <w:bCs w:val="false"/>
+                <w:color w:val="1A1A1A"/>
+                <w:sz w:val="19"/>
+                <w:szCs w:val="19"/>
+              </w:rPr>
+              <w:t xml:space="preserve">no</w:t>
+            </w:r>
+          </w:p>
+        </w:tc>
+      </w:tr>
+      <w:tr>
+        <w:tc>
+          <w:tcPr>
+            <w:tcW w:type="dxa" w:w="2699"/>
+            <w:tcMar>
+              <w:top w:type="dxa" w:w="60"/>
+              <w:left w:type="dxa" w:w="100"/>
+              <w:bottom w:type="dxa" w:w="60"/>
+              <w:right w:type="dxa" w:w="100"/>
+            </w:tcMar>
+          </w:tcPr>
+          <w:p>
+            <w:pPr>
+              <w:spacing w:after="0" w:line="252"/>
+            </w:pPr>
+            <w:r>
+              <w:rPr>
+                <w:rFonts w:ascii="Calibri" w:cs="Calibri" w:eastAsia="Calibri" w:hAnsi="Calibri"/>
+                <w:b/>
+                <w:bCs/>
+                <w:color w:val="1A1A1A"/>
+                <w:sz w:val="19"/>
+                <w:szCs w:val="19"/>
+              </w:rPr>
+              <w:t xml:space="preserve">Discs</w:t>
+            </w:r>
+          </w:p>
+        </w:tc>
+        <w:tc>
+          <w:tcPr>
+            <w:tcW w:type="dxa" w:w="3469"/>
+            <w:tcMar>
+              <w:top w:type="dxa" w:w="60"/>
+              <w:left w:type="dxa" w:w="100"/>
+              <w:bottom w:type="dxa" w:w="60"/>
+              <w:right w:type="dxa" w:w="100"/>
+            </w:tcMar>
+          </w:tcPr>
+          <w:p>
+            <w:pPr>
+              <w:spacing w:after="0" w:line="252"/>
+            </w:pPr>
+            <w:r>
+              <w:rPr>
+                <w:rFonts w:ascii="Calibri" w:cs="Calibri" w:eastAsia="Calibri" w:hAnsi="Calibri"/>
+                <w:b w:val="false"/>
+                <w:bCs w:val="false"/>
+                <w:color w:val="1A1A1A"/>
+                <w:sz w:val="19"/>
+                <w:szCs w:val="19"/>
+              </w:rPr>
+              <w:t xml:space="preserve">12</w:t>
+            </w:r>
+          </w:p>
+        </w:tc>
+        <w:tc>
+          <w:tcPr>
+            <w:tcW w:type="dxa" w:w="3470"/>
+            <w:tcMar>
+              <w:top w:type="dxa" w:w="60"/>
+              <w:left w:type="dxa" w:w="100"/>
+              <w:bottom w:type="dxa" w:w="60"/>
+              <w:right w:type="dxa" w:w="100"/>
+            </w:tcMar>
+          </w:tcPr>
+          <w:p>
+            <w:pPr>
+              <w:spacing w:after="0" w:line="252"/>
+            </w:pPr>
+            <w:r>
+              <w:rPr>
+                <w:rFonts w:ascii="Calibri" w:cs="Calibri" w:eastAsia="Calibri" w:hAnsi="Calibri"/>
+                <w:b w:val="false"/>
+                <w:bCs w:val="false"/>
+                <w:color w:val="1A1A1A"/>
+                <w:sz w:val="19"/>
+                <w:szCs w:val="19"/>
+              </w:rPr>
+              <w:t xml:space="preserve">6</w:t>
+            </w:r>
+          </w:p>
+        </w:tc>
+      </w:tr>
+      <w:tr>
+        <w:tc>
+          <w:tcPr>
+            <w:tcW w:type="dxa" w:w="2699"/>
+            <w:tcMar>
+              <w:top w:type="dxa" w:w="60"/>
+              <w:left w:type="dxa" w:w="100"/>
+              <w:bottom w:type="dxa" w:w="60"/>
+              <w:right w:type="dxa" w:w="100"/>
+            </w:tcMar>
+          </w:tcPr>
+          <w:p>
+            <w:pPr>
+              <w:spacing w:after="0" w:line="252"/>
+            </w:pPr>
+            <w:r>
+              <w:rPr>
+                <w:rFonts w:ascii="Calibri" w:cs="Calibri" w:eastAsia="Calibri" w:hAnsi="Calibri"/>
+                <w:b/>
+                <w:bCs/>
+                <w:color w:val="1A1A1A"/>
+                <w:sz w:val="19"/>
+                <w:szCs w:val="19"/>
+              </w:rPr>
+              <w:t xml:space="preserve">Land</w:t>
+            </w:r>
+          </w:p>
+        </w:tc>
+        <w:tc>
+          <w:tcPr>
+            <w:tcW w:type="dxa" w:w="3469"/>
+            <w:tcMar>
+              <w:top w:type="dxa" w:w="60"/>
+              <w:left w:type="dxa" w:w="100"/>
+              <w:bottom w:type="dxa" w:w="60"/>
+              <w:right w:type="dxa" w:w="100"/>
+            </w:tcMar>
+          </w:tcPr>
+          <w:p>
+            <w:pPr>
+              <w:spacing w:after="0" w:line="252"/>
+            </w:pPr>
+            <w:r>
+              <w:rPr>
+                <w:rFonts w:ascii="Calibri" w:cs="Calibri" w:eastAsia="Calibri" w:hAnsi="Calibri"/>
+                <w:b w:val="false"/>
+                <w:bCs w:val="false"/>
+                <w:color w:val="1A1A1A"/>
+                <w:sz w:val="19"/>
+                <w:szCs w:val="19"/>
+              </w:rPr>
+              <w:t xml:space="preserve">bought and sold</w:t>
+            </w:r>
+          </w:p>
+        </w:tc>
+        <w:tc>
+          <w:tcPr>
+            <w:tcW w:type="dxa" w:w="3470"/>
+            <w:tcMar>
+              <w:top w:type="dxa" w:w="60"/>
+              <w:left w:type="dxa" w:w="100"/>
+              <w:bottom w:type="dxa" w:w="60"/>
+              <w:right w:type="dxa" w:w="100"/>
+            </w:tcMar>
+          </w:tcPr>
+          <w:p>
+            <w:pPr>
+              <w:spacing w:after="0" w:line="252"/>
+            </w:pPr>
+            <w:r>
+              <w:rPr>
+                <w:rFonts w:ascii="Calibri" w:cs="Calibri" w:eastAsia="Calibri" w:hAnsi="Calibri"/>
+                <w:b w:val="false"/>
+                <w:bCs w:val="false"/>
+                <w:color w:val="1A1A1A"/>
+                <w:sz w:val="19"/>
+                <w:szCs w:val="19"/>
+              </w:rPr>
+              <w:t xml:space="preserve">claimed free by building</w:t>
+            </w:r>
+          </w:p>
+        </w:tc>
+      </w:tr>
+      <w:tr>
+        <w:tc>
+          <w:tcPr>
+            <w:tcW w:type="dxa" w:w="2699"/>
+            <w:tcMar>
+              <w:top w:type="dxa" w:w="60"/>
+              <w:left w:type="dxa" w:w="100"/>
+              <w:bottom w:type="dxa" w:w="60"/>
+              <w:right w:type="dxa" w:w="100"/>
+            </w:tcMar>
+          </w:tcPr>
+          <w:p>
+            <w:pPr>
+              <w:spacing w:after="0" w:line="252"/>
+            </w:pPr>
+            <w:r>
+              <w:rPr>
+                <w:rFonts w:ascii="Calibri" w:cs="Calibri" w:eastAsia="Calibri" w:hAnsi="Calibri"/>
+                <w:b/>
+                <w:bCs/>
+                <w:color w:val="1A1A1A"/>
+                <w:sz w:val="19"/>
+                <w:szCs w:val="19"/>
+              </w:rPr>
+              <w:t xml:space="preserve">Land awards</w:t>
+            </w:r>
+          </w:p>
+        </w:tc>
+        <w:tc>
+          <w:tcPr>
+            <w:tcW w:type="dxa" w:w="3469"/>
+            <w:tcMar>
+              <w:top w:type="dxa" w:w="60"/>
+              <w:left w:type="dxa" w:w="100"/>
+              <w:bottom w:type="dxa" w:w="60"/>
+              <w:right w:type="dxa" w:w="100"/>
+            </w:tcMar>
+          </w:tcPr>
+          <w:p>
+            <w:pPr>
+              <w:spacing w:after="0" w:line="252"/>
+            </w:pPr>
+            <w:r>
+              <w:rPr>
+                <w:rFonts w:ascii="Calibri" w:cs="Calibri" w:eastAsia="Calibri" w:hAnsi="Calibri"/>
+                <w:b w:val="false"/>
+                <w:bCs w:val="false"/>
+                <w:color w:val="1A1A1A"/>
+                <w:sz w:val="19"/>
+                <w:szCs w:val="19"/>
+              </w:rPr>
+              <w:t xml:space="preserve">most plots and most districts</w:t>
+            </w:r>
+          </w:p>
+        </w:tc>
+        <w:tc>
+          <w:tcPr>
+            <w:tcW w:type="dxa" w:w="3470"/>
+            <w:tcMar>
+              <w:top w:type="dxa" w:w="60"/>
+              <w:left w:type="dxa" w:w="100"/>
+              <w:bottom w:type="dxa" w:w="60"/>
+              <w:right w:type="dxa" w:w="100"/>
+            </w:tcMar>
+          </w:tcPr>
+          <w:p>
+            <w:pPr>
+              <w:spacing w:after="0" w:line="252"/>
+            </w:pPr>
+            <w:r>
+              <w:rPr>
+                <w:rFonts w:ascii="Calibri" w:cs="Calibri" w:eastAsia="Calibri" w:hAnsi="Calibri"/>
+                <w:b w:val="false"/>
+                <w:bCs w:val="false"/>
+                <w:color w:val="1A1A1A"/>
+                <w:sz w:val="19"/>
+                <w:szCs w:val="19"/>
+              </w:rPr>
+              <w:t xml:space="preserve">most districts</w:t>
+            </w:r>
+          </w:p>
+        </w:tc>
+      </w:tr>
+      <w:tr>
+        <w:tc>
+          <w:tcPr>
+            <w:tcW w:type="dxa" w:w="2699"/>
+            <w:tcMar>
+              <w:top w:type="dxa" w:w="60"/>
+              <w:left w:type="dxa" w:w="100"/>
+              <w:bottom w:type="dxa" w:w="60"/>
+              <w:right w:type="dxa" w:w="100"/>
+            </w:tcMar>
+          </w:tcPr>
+          <w:p>
+            <w:pPr>
+              <w:spacing w:after="0" w:line="252"/>
+            </w:pPr>
+            <w:r>
+              <w:rPr>
+                <w:rFonts w:ascii="Calibri" w:cs="Calibri" w:eastAsia="Calibri" w:hAnsi="Calibri"/>
+                <w:b/>
+                <w:bCs/>
+                <w:color w:val="1A1A1A"/>
+                <w:sz w:val="19"/>
+                <w:szCs w:val="19"/>
+              </w:rPr>
+              <w:t xml:space="preserve">Demand reach</w:t>
+            </w:r>
+          </w:p>
+        </w:tc>
+        <w:tc>
+          <w:tcPr>
+            <w:tcW w:type="dxa" w:w="3469"/>
+            <w:tcMar>
+              <w:top w:type="dxa" w:w="60"/>
+              <w:left w:type="dxa" w:w="100"/>
+              <w:bottom w:type="dxa" w:w="60"/>
+              <w:right w:type="dxa" w:w="100"/>
+            </w:tcMar>
+          </w:tcPr>
+          <w:p>
+            <w:pPr>
+              <w:spacing w:after="0" w:line="252"/>
+            </w:pPr>
+            <w:r>
+              <w:rPr>
+                <w:rFonts w:ascii="Calibri" w:cs="Calibri" w:eastAsia="Calibri" w:hAnsi="Calibri"/>
+                <w:b w:val="false"/>
+                <w:bCs w:val="false"/>
+                <w:color w:val="1A1A1A"/>
+                <w:sz w:val="19"/>
+                <w:szCs w:val="19"/>
+              </w:rPr>
+              <w:t xml:space="preserve">columns up to your level</w:t>
+            </w:r>
+          </w:p>
+        </w:tc>
+        <w:tc>
+          <w:tcPr>
+            <w:tcW w:type="dxa" w:w="3470"/>
+            <w:tcMar>
+              <w:top w:type="dxa" w:w="60"/>
+              <w:left w:type="dxa" w:w="100"/>
+              <w:bottom w:type="dxa" w:w="60"/>
+              <w:right w:type="dxa" w:w="100"/>
+            </w:tcMar>
+          </w:tcPr>
+          <w:p>
+            <w:pPr>
+              <w:spacing w:after="0" w:line="252"/>
+            </w:pPr>
+            <w:r>
+              <w:rPr>
+                <w:rFonts w:ascii="Calibri" w:cs="Calibri" w:eastAsia="Calibri" w:hAnsi="Calibri"/>
+                <w:b w:val="false"/>
+                <w:bCs w:val="false"/>
+                <w:color w:val="1A1A1A"/>
+                <w:sz w:val="19"/>
+                <w:szCs w:val="19"/>
+              </w:rPr>
+              <w:t xml:space="preserve">one column above your level</w:t>
+            </w:r>
+          </w:p>
+        </w:tc>
+      </w:tr>
+    </w:tbl>
+    <w:p>
+      <w:pPr>
+        <w:spacing w:after="160"/>
+      </w:pPr>
+    </w:p>
+    <w:p>
+      <w:pPr>
+        <w:spacing w:after="120" w:line="276"/>
+      </w:pPr>
+      <w:r>
+        <w:rPr>
+          <w:rFonts w:ascii="Calibri" w:cs="Calibri" w:eastAsia="Calibri" w:hAnsi="Calibri"/>
+          <w:color w:val="1A1A1A"/>
+          <w:sz w:val="21"/>
+          <w:szCs w:val="21"/>
+        </w:rPr>
+        <w:t xml:space="preserve">BUILDING CLAIMS ITS GROUND. There is no BUY here, so a company takes the plots it stands on, free, the moment it is built. Its disc covers the whole footprint however many plots that is - which is what makes a horizontal industry worth drafting, since one disc can put you in several districts at once, and districts are the only land that scores.</w:t>
+      </w:r>
+    </w:p>
+    <w:p>
+      <w:pPr>
+        <w:spacing w:after="120" w:line="276"/>
+      </w:pPr>
+      <w:r>
+        <w:rPr>
+          <w:rFonts w:ascii="Calibri" w:cs="Calibri" w:eastAsia="Calibri" w:hAnsi="Calibri"/>
+          <w:color w:val="1A1A1A"/>
+          <w:sz w:val="21"/>
+          <w:szCs w:val="21"/>
+        </w:rPr>
+        <w:t xml:space="preserve">SIX DISCS, and five company bays. Five discs is a full board of companies, so the sixth is your only slack: borrow once and you are at your limit, borrow twice and you have given up a company. That is the whole economy of the mode.</w:t>
+      </w:r>
+    </w:p>
+    <w:p>
+      <w:pPr>
+        <w:spacing w:after="120" w:line="276"/>
+      </w:pPr>
+      <w:r>
+        <w:rPr>
+          <w:rFonts w:ascii="Calibri" w:cs="Calibri" w:eastAsia="Calibri" w:hAnsi="Calibri"/>
+          <w:color w:val="1A1A1A"/>
+          <w:sz w:val="21"/>
+          <w:szCs w:val="21"/>
+        </w:rPr>
+        <w:t xml:space="preserve">A COMPANY REACHES ONE COLUMN ABOVE ITS LEVEL. A level 1 company reaches columns 1 and 2, a level 2 reaches 1 to 3, a level 3 reaches all four. Without this a level 1 company could only ever sell into the level 1 icon, and since nothing is upgraded here it would throw most of what it makes away.</w:t>
+      </w:r>
+    </w:p>
+    <w:p>
+      <w:pPr>
+        <w:spacing w:after="120" w:line="276"/>
+      </w:pPr>
+      <w:r>
+        <w:rPr>
+          <w:rFonts w:ascii="Calibri" w:cs="Calibri" w:eastAsia="Calibri" w:hAnsi="Calibri"/>
+          <w:color w:val="1A1A1A"/>
+          <w:sz w:val="21"/>
+          <w:szCs w:val="21"/>
+        </w:rPr>
+        <w:t xml:space="preserve">LEVELS STILL EXIST even though nothing is upgraded. RESEARCH draws the top card of a deck and the decks are shuffled whole, so a level 2 or level 3 card can be drawn and built outright. That is how you get a bigger company, and the only way to reach the fourth demand column.</w:t>
+      </w:r>
+    </w:p>
+    <w:p>
+      <w:pPr>
+        <w:spacing w:after="120" w:line="276"/>
+      </w:pPr>
+      <w:r>
+        <w:rPr>
+          <w:rFonts w:ascii="Calibri" w:cs="Calibri" w:eastAsia="Calibri" w:hAnsi="Calibri"/>
+          <w:color w:val="1A1A1A"/>
+          <w:sz w:val="21"/>
+          <w:szCs w:val="21"/>
+        </w:rPr>
+        <w:t xml:space="preserve">A COMPANY YOU LOSE IS GONE. Solvency works exactly as it does in the full game, and it is the only way a company leaves your board. Its ground goes with it and nobody can buy it back.</w:t>
       </w:r>
     </w:p>
     <w:p>
@@ -11962,7 +12910,7 @@
                 <w:sz w:val="19"/>
                 <w:szCs w:val="19"/>
               </w:rPr>
-              <w:t xml:space="preserve">road price (1-6) + $3 per structure on it or orthogonally touching + $1 if it touches a hub</w:t>
+              <w:t xml:space="preserve">road price (1-6) + $3 per structure on it or orthogonally touching (a hub is a structure)</w:t>
             </w:r>
           </w:p>
         </w:tc>

--- a/Entrepreneurs_Rulebook_v20.docx
+++ b/Entrepreneurs_Rulebook_v20.docx
@@ -11792,6 +11792,89 @@
                 <w:sz w:val="19"/>
                 <w:szCs w:val="19"/>
               </w:rPr>
+              <w:t xml:space="preserve">Personas</w:t>
+            </w:r>
+          </w:p>
+        </w:tc>
+        <w:tc>
+          <w:tcPr>
+            <w:tcW w:type="dxa" w:w="3469"/>
+            <w:tcMar>
+              <w:top w:type="dxa" w:w="60"/>
+              <w:left w:type="dxa" w:w="100"/>
+              <w:bottom w:type="dxa" w:w="60"/>
+              <w:right w:type="dxa" w:w="100"/>
+            </w:tcMar>
+          </w:tcPr>
+          <w:p>
+            <w:pPr>
+              <w:spacing w:after="0" w:line="252"/>
+            </w:pPr>
+            <w:r>
+              <w:rPr>
+                <w:rFonts w:ascii="Calibri" w:cs="Calibri" w:eastAsia="Calibri" w:hAnsi="Calibri"/>
+                <w:b w:val="false"/>
+                <w:bCs w:val="false"/>
+                <w:color w:val="1A1A1A"/>
+                <w:sz w:val="19"/>
+                <w:szCs w:val="19"/>
+              </w:rPr>
+              <w:t xml:space="preserve">one each</w:t>
+            </w:r>
+          </w:p>
+        </w:tc>
+        <w:tc>
+          <w:tcPr>
+            <w:tcW w:type="dxa" w:w="3470"/>
+            <w:tcMar>
+              <w:top w:type="dxa" w:w="60"/>
+              <w:left w:type="dxa" w:w="100"/>
+              <w:bottom w:type="dxa" w:w="60"/>
+              <w:right w:type="dxa" w:w="100"/>
+            </w:tcMar>
+          </w:tcPr>
+          <w:p>
+            <w:pPr>
+              <w:spacing w:after="0" w:line="252"/>
+            </w:pPr>
+            <w:r>
+              <w:rPr>
+                <w:rFonts w:ascii="Calibri" w:cs="Calibri" w:eastAsia="Calibri" w:hAnsi="Calibri"/>
+                <w:b w:val="false"/>
+                <w:bCs w:val="false"/>
+                <w:color w:val="1A1A1A"/>
+                <w:sz w:val="19"/>
+                <w:szCs w:val="19"/>
+              </w:rPr>
+              <w:t xml:space="preserve">none</w:t>
+            </w:r>
+          </w:p>
+        </w:tc>
+      </w:tr>
+      <w:tr>
+        <w:tc>
+          <w:tcPr>
+            <w:tcW w:type="dxa" w:w="2699"/>
+            <w:tcMar>
+              <w:top w:type="dxa" w:w="60"/>
+              <w:left w:type="dxa" w:w="100"/>
+              <w:bottom w:type="dxa" w:w="60"/>
+              <w:right w:type="dxa" w:w="100"/>
+            </w:tcMar>
+          </w:tcPr>
+          <w:p>
+            <w:pPr>
+              <w:spacing w:after="0" w:line="252"/>
+            </w:pPr>
+            <w:r>
+              <w:rPr>
+                <w:rFonts w:ascii="Calibri" w:cs="Calibri" w:eastAsia="Calibri" w:hAnsi="Calibri"/>
+                <w:b/>
+                <w:bCs/>
+                <w:color w:val="1A1A1A"/>
+                <w:sz w:val="19"/>
+                <w:szCs w:val="19"/>
+              </w:rPr>
               <w:t xml:space="preserve">Discs</w:t>
             </w:r>
           </w:p>
@@ -12160,6 +12243,20 @@
           <w:szCs w:val="21"/>
         </w:rPr>
         <w:t xml:space="preserve">LEVELS STILL EXIST even though nothing is upgraded. RESEARCH draws the top card of a deck and the decks are shuffled whole, so a level 2 or level 3 card can be drawn and built outright. That is how you get a bigger company, and the only way to reach the fourth demand column.</w:t>
+      </w:r>
+    </w:p>
+    <w:p>
+      <w:pPr>
+        <w:spacing w:after="120" w:line="276"/>
+      </w:pPr>
+      <w:r>
+        <w:rPr>
+          <w:rFonts w:ascii="Calibri" w:cs="Calibri" w:eastAsia="Calibri" w:hAnsi="Calibri"/>
+          <w:color w:val="1A1A1A"/>
+          <w:sz w:val="21"/>
+          <w:szCs w:val="21"/>
+        </w:rPr>
+        <w:t xml:space="preserve">NOBODY HAS A PERSONA. All six industries are here and all six play exactly as they do in the full game, but no player is dealt a specialism. Two of the six personas change how you upgrade, and nothing is upgraded here, so they would do nothing at all - but dealing the other four and not those two would be worse than dealing none. A persona is an asymmetric power that has to be read, understood and weighed against the draft before the first card is taken, which is the kind of second explanation this mode exists without. Everybody plays the same game on their first evening.</w:t>
       </w:r>
     </w:p>
     <w:p>

--- a/Entrepreneurs_Rulebook_v20.docx
+++ b/Entrepreneurs_Rulebook_v20.docx
@@ -11294,7 +11294,7 @@
                 <w:sz w:val="19"/>
                 <w:szCs w:val="19"/>
               </w:rPr>
-              <w:t xml:space="preserve">Length</w:t>
+              <w:t xml:space="preserve">Players</w:t>
             </w:r>
           </w:p>
         </w:tc>
@@ -11321,7 +11321,7 @@
                 <w:sz w:val="19"/>
                 <w:szCs w:val="19"/>
               </w:rPr>
-              <w:t xml:space="preserve">12 quarters, 3 years</w:t>
+              <w:t xml:space="preserve">2-6</w:t>
             </w:r>
           </w:p>
         </w:tc>
@@ -11348,7 +11348,7 @@
                 <w:sz w:val="19"/>
                 <w:szCs w:val="19"/>
               </w:rPr>
-              <w:t xml:space="preserve">8 quarters, 2 years</w:t>
+              <w:t xml:space="preserve">2-4</w:t>
             </w:r>
           </w:p>
         </w:tc>
@@ -11377,7 +11377,7 @@
                 <w:sz w:val="19"/>
                 <w:szCs w:val="19"/>
               </w:rPr>
-              <w:t xml:space="preserve">Raise Capital</w:t>
+              <w:t xml:space="preserve">Length</w:t>
             </w:r>
           </w:p>
         </w:tc>
@@ -11404,7 +11404,7 @@
                 <w:sz w:val="19"/>
                 <w:szCs w:val="19"/>
               </w:rPr>
-              <w:t xml:space="preserve">LOAN or SELL</w:t>
+              <w:t xml:space="preserve">12 quarters, 3 years</w:t>
             </w:r>
           </w:p>
         </w:tc>
@@ -11431,7 +11431,7 @@
                 <w:sz w:val="19"/>
                 <w:szCs w:val="19"/>
               </w:rPr>
-              <w:t xml:space="preserve">LOAN</w:t>
+              <w:t xml:space="preserve">8 quarters, 2 years</w:t>
             </w:r>
           </w:p>
         </w:tc>
@@ -11460,7 +11460,7 @@
                 <w:sz w:val="19"/>
                 <w:szCs w:val="19"/>
               </w:rPr>
-              <w:t xml:space="preserve">M&amp;A</w:t>
+              <w:t xml:space="preserve">Raise Capital</w:t>
             </w:r>
           </w:p>
         </w:tc>
@@ -11487,7 +11487,7 @@
                 <w:sz w:val="19"/>
                 <w:szCs w:val="19"/>
               </w:rPr>
-              <w:t xml:space="preserve">BUY or LAUNCH</w:t>
+              <w:t xml:space="preserve">LOAN or SELL</w:t>
             </w:r>
           </w:p>
         </w:tc>
@@ -11514,7 +11514,7 @@
                 <w:sz w:val="19"/>
                 <w:szCs w:val="19"/>
               </w:rPr>
-              <w:t xml:space="preserve">LAUNCH</w:t>
+              <w:t xml:space="preserve">LOAN</w:t>
             </w:r>
           </w:p>
         </w:tc>
@@ -11543,7 +11543,7 @@
                 <w:sz w:val="19"/>
                 <w:szCs w:val="19"/>
               </w:rPr>
-              <w:t xml:space="preserve">R&amp;D</w:t>
+              <w:t xml:space="preserve">M&amp;A</w:t>
             </w:r>
           </w:p>
         </w:tc>
@@ -11570,7 +11570,7 @@
                 <w:sz w:val="19"/>
                 <w:szCs w:val="19"/>
               </w:rPr>
-              <w:t xml:space="preserve">RESEARCH or UPGRADE</w:t>
+              <w:t xml:space="preserve">BUY or LAUNCH</w:t>
             </w:r>
           </w:p>
         </w:tc>
@@ -11597,7 +11597,7 @@
                 <w:sz w:val="19"/>
                 <w:szCs w:val="19"/>
               </w:rPr>
-              <w:t xml:space="preserve">RESEARCH</w:t>
+              <w:t xml:space="preserve">LAUNCH</w:t>
             </w:r>
           </w:p>
         </w:tc>
@@ -11626,7 +11626,7 @@
                 <w:sz w:val="19"/>
                 <w:szCs w:val="19"/>
               </w:rPr>
-              <w:t xml:space="preserve">Board Meeting</w:t>
+              <w:t xml:space="preserve">R&amp;D</w:t>
             </w:r>
           </w:p>
         </w:tc>
@@ -11653,7 +11653,7 @@
                 <w:sz w:val="19"/>
                 <w:szCs w:val="19"/>
               </w:rPr>
-              <w:t xml:space="preserve">GO PUBLIC or REPOSITION</w:t>
+              <w:t xml:space="preserve">RESEARCH or UPGRADE</w:t>
             </w:r>
           </w:p>
         </w:tc>
@@ -11680,7 +11680,7 @@
                 <w:sz w:val="19"/>
                 <w:szCs w:val="19"/>
               </w:rPr>
-              <w:t xml:space="preserve">REPOSITION</w:t>
+              <w:t xml:space="preserve">RESEARCH</w:t>
             </w:r>
           </w:p>
         </w:tc>
@@ -11709,7 +11709,7 @@
                 <w:sz w:val="19"/>
                 <w:szCs w:val="19"/>
               </w:rPr>
-              <w:t xml:space="preserve">Megacorps</w:t>
+              <w:t xml:space="preserve">Board Meeting</w:t>
             </w:r>
           </w:p>
         </w:tc>
@@ -11736,7 +11736,7 @@
                 <w:sz w:val="19"/>
                 <w:szCs w:val="19"/>
               </w:rPr>
-              <w:t xml:space="preserve">yes</w:t>
+              <w:t xml:space="preserve">GO PUBLIC or REPOSITION</w:t>
             </w:r>
           </w:p>
         </w:tc>
@@ -11763,7 +11763,7 @@
                 <w:sz w:val="19"/>
                 <w:szCs w:val="19"/>
               </w:rPr>
-              <w:t xml:space="preserve">no</w:t>
+              <w:t xml:space="preserve">REPOSITION</w:t>
             </w:r>
           </w:p>
         </w:tc>
@@ -11792,6 +11792,89 @@
                 <w:sz w:val="19"/>
                 <w:szCs w:val="19"/>
               </w:rPr>
+              <w:t xml:space="preserve">Megacorps</w:t>
+            </w:r>
+          </w:p>
+        </w:tc>
+        <w:tc>
+          <w:tcPr>
+            <w:tcW w:type="dxa" w:w="3469"/>
+            <w:tcMar>
+              <w:top w:type="dxa" w:w="60"/>
+              <w:left w:type="dxa" w:w="100"/>
+              <w:bottom w:type="dxa" w:w="60"/>
+              <w:right w:type="dxa" w:w="100"/>
+            </w:tcMar>
+          </w:tcPr>
+          <w:p>
+            <w:pPr>
+              <w:spacing w:after="0" w:line="252"/>
+            </w:pPr>
+            <w:r>
+              <w:rPr>
+                <w:rFonts w:ascii="Calibri" w:cs="Calibri" w:eastAsia="Calibri" w:hAnsi="Calibri"/>
+                <w:b w:val="false"/>
+                <w:bCs w:val="false"/>
+                <w:color w:val="1A1A1A"/>
+                <w:sz w:val="19"/>
+                <w:szCs w:val="19"/>
+              </w:rPr>
+              <w:t xml:space="preserve">yes</w:t>
+            </w:r>
+          </w:p>
+        </w:tc>
+        <w:tc>
+          <w:tcPr>
+            <w:tcW w:type="dxa" w:w="3470"/>
+            <w:tcMar>
+              <w:top w:type="dxa" w:w="60"/>
+              <w:left w:type="dxa" w:w="100"/>
+              <w:bottom w:type="dxa" w:w="60"/>
+              <w:right w:type="dxa" w:w="100"/>
+            </w:tcMar>
+          </w:tcPr>
+          <w:p>
+            <w:pPr>
+              <w:spacing w:after="0" w:line="252"/>
+            </w:pPr>
+            <w:r>
+              <w:rPr>
+                <w:rFonts w:ascii="Calibri" w:cs="Calibri" w:eastAsia="Calibri" w:hAnsi="Calibri"/>
+                <w:b w:val="false"/>
+                <w:bCs w:val="false"/>
+                <w:color w:val="1A1A1A"/>
+                <w:sz w:val="19"/>
+                <w:szCs w:val="19"/>
+              </w:rPr>
+              <w:t xml:space="preserve">no</w:t>
+            </w:r>
+          </w:p>
+        </w:tc>
+      </w:tr>
+      <w:tr>
+        <w:tc>
+          <w:tcPr>
+            <w:tcW w:type="dxa" w:w="2699"/>
+            <w:tcMar>
+              <w:top w:type="dxa" w:w="60"/>
+              <w:left w:type="dxa" w:w="100"/>
+              <w:bottom w:type="dxa" w:w="60"/>
+              <w:right w:type="dxa" w:w="100"/>
+            </w:tcMar>
+          </w:tcPr>
+          <w:p>
+            <w:pPr>
+              <w:spacing w:after="0" w:line="252"/>
+            </w:pPr>
+            <w:r>
+              <w:rPr>
+                <w:rFonts w:ascii="Calibri" w:cs="Calibri" w:eastAsia="Calibri" w:hAnsi="Calibri"/>
+                <w:b/>
+                <w:bCs/>
+                <w:color w:val="1A1A1A"/>
+                <w:sz w:val="19"/>
+                <w:szCs w:val="19"/>
+              </w:rPr>
               <w:t xml:space="preserve">Personas</w:t>
             </w:r>
           </w:p>
@@ -11819,7 +11902,7 @@
                 <w:sz w:val="19"/>
                 <w:szCs w:val="19"/>
               </w:rPr>
-              <w:t xml:space="preserve">one each</w:t>
+              <w:t xml:space="preserve">one each, six exist</w:t>
             </w:r>
           </w:p>
         </w:tc>
@@ -11846,7 +11929,7 @@
                 <w:sz w:val="19"/>
                 <w:szCs w:val="19"/>
               </w:rPr>
-              <w:t xml:space="preserve">none</w:t>
+              <w:t xml:space="preserve">one each, four exist</w:t>
             </w:r>
           </w:p>
         </w:tc>
@@ -12256,7 +12339,21 @@
           <w:sz w:val="21"/>
           <w:szCs w:val="21"/>
         </w:rPr>
-        <w:t xml:space="preserve">NOBODY HAS A PERSONA. All six industries are here and all six play exactly as they do in the full game, but no player is dealt a specialism. Two of the six personas change how you upgrade, and nothing is upgraded here, so they would do nothing at all - but dealing the other four and not those two would be worse than dealing none. A persona is an asymmetric power that has to be read, understood and weighed against the draft before the first card is taken, which is the kind of second explanation this mode exists without. Everybody plays the same game on their first evening.</w:t>
+        <w:t xml:space="preserve">FOUR PERSONAS, AND FOUR SEATS. All six industries are here and play exactly as they do in the full game, but only four of the six personas are dealt. The Systems Architect and the Resort Developer both change how you UPGRADE, and nothing is upgraded here, so a player holding either would have a specialism that never comes up. The four that remain - the Public Health Director, the White-Label Supplier, the Supply Chain Expert and the Concession Holder - all act somewhere this mode still goes.</w:t>
+      </w:r>
+    </w:p>
+    <w:p>
+      <w:pPr>
+        <w:spacing w:after="120" w:line="276"/>
+      </w:pPr>
+      <w:r>
+        <w:rPr>
+          <w:rFonts w:ascii="Calibri" w:cs="Calibri" w:eastAsia="Calibri" w:hAnsi="Calibri"/>
+          <w:color w:val="1A1A1A"/>
+          <w:sz w:val="21"/>
+          <w:szCs w:val="21"/>
+        </w:rPr>
+        <w:t xml:space="preserve">That is also why the table seats four rather than six. Four personas dealt to four players means everybody has one and none is left over, so nobody is playing against a power that is not on the table.</w:t>
       </w:r>
     </w:p>
     <w:p>

--- a/Entrepreneurs_Rulebook_v20.docx
+++ b/Entrepreneurs_Rulebook_v20.docx
@@ -12372,6 +12372,34 @@
     </w:p>
     <w:p>
       <w:pPr>
+        <w:spacing w:after="120" w:line="276"/>
+      </w:pPr>
+      <w:r>
+        <w:rPr>
+          <w:rFonts w:ascii="Calibri" w:cs="Calibri" w:eastAsia="Calibri" w:hAnsi="Calibri"/>
+          <w:color w:val="1A1A1A"/>
+          <w:sz w:val="21"/>
+          <w:szCs w:val="21"/>
+        </w:rPr>
+        <w:t xml:space="preserve">CASH ONLY SCORES IF YOU SPEND IT. There is no land to buy, nothing to upgrade and no Megacorp to form, so money has nowhere to go and piles up - measured, a seat ended this mode holding as much cash as a full game three quarters longer. Here it buys EP outright at a year end, and nowhere else. Money still in front of you when the game ends is worth nothing at all.</w:t>
+      </w:r>
+    </w:p>
+    <w:p>
+      <w:pPr>
+        <w:spacing w:after="120" w:line="276"/>
+      </w:pPr>
+      <w:r>
+        <w:rPr>
+          <w:rFonts w:ascii="Calibri" w:cs="Calibri" w:eastAsia="Calibri" w:hAnsi="Calibri"/>
+          <w:color w:val="1A1A1A"/>
+          <w:sz w:val="21"/>
+          <w:szCs w:val="21"/>
+        </w:rPr>
+        <w:t xml:space="preserve">AND THE PRICE RISES. EP cost $50 each at the end of Year 1 and $100 each at the end of Year 2. Buying early is half price, and the catch is that early is exactly when you are poorest and need the money to build. That is the decision: build now, or bank the points cheaply. In the full game cash scores on its own at $50 a point, with no window and no deadline.</w:t>
+      </w:r>
+    </w:p>
+    <w:p>
+      <w:pPr>
         <w:pStyle w:val="Heading1"/>
         <w:pBdr>
           <w:bottom w:val="single" w:color="D8D4E2" w:sz="6" w:space="6"/>

--- a/Entrepreneurs_Rulebook_v20.docx
+++ b/Entrepreneurs_Rulebook_v20.docx
@@ -6602,7 +6602,7 @@
           <w:sz w:val="21"/>
           <w:szCs w:val="21"/>
         </w:rPr>
-        <w:t xml:space="preserve">The Real-Estate Mogul and The Omnipresent are awarded - 5 EP each to the outright leader at 2-3 players, 10 EP each at 4 or more. They are also paid at the final quarter if the game is called before Q12.</w:t>
+        <w:t xml:space="preserve">The Real-Estate Mogul and The Omnipresent are awarded - 4 EP plus the number of players, to the outright leader alone, so 6 EP at two seats rising to 10 at six. They are also paid at the final quarter if the game is called before Q12.</w:t>
       </w:r>
     </w:p>
     <w:p>
@@ -10084,7 +10084,7 @@
                 <w:sz w:val="19"/>
                 <w:szCs w:val="19"/>
               </w:rPr>
-              <w:t xml:space="preserve">+5 to the leader alone, +10 at 4+ players</w:t>
+              <w:t xml:space="preserve">+4 plus the number of players, to the leader alone</w:t>
             </w:r>
           </w:p>
         </w:tc>
@@ -10140,7 +10140,7 @@
                 <w:sz w:val="19"/>
                 <w:szCs w:val="19"/>
               </w:rPr>
-              <w:t xml:space="preserve">+5 to the leader alone, +10 at 4+ players</w:t>
+              <w:t xml:space="preserve">+4 plus the number of players, to the leader alone</w:t>
             </w:r>
           </w:p>
         </w:tc>

--- a/Entrepreneurs_Rulebook_v20.docx
+++ b/Entrepreneurs_Rulebook_v20.docx
@@ -4323,34 +4323,34 @@
                 <w:sz w:val="19"/>
                 <w:szCs w:val="19"/>
               </w:rPr>
-              <w:t xml:space="preserve">23 / 18 / 8</w:t>
-            </w:r>
-          </w:p>
-        </w:tc>
-        <w:tc>
-          <w:tcPr>
-            <w:tcW w:type="dxa" w:w="2313"/>
-            <w:tcMar>
-              <w:top w:type="dxa" w:w="60"/>
-              <w:left w:type="dxa" w:w="100"/>
-              <w:bottom w:type="dxa" w:w="60"/>
-              <w:right w:type="dxa" w:w="100"/>
-            </w:tcMar>
-          </w:tcPr>
-          <w:p>
-            <w:pPr>
-              <w:spacing w:after="0" w:line="252"/>
-            </w:pPr>
-            <w:r>
-              <w:rPr>
-                <w:rFonts w:ascii="Calibri" w:cs="Calibri" w:eastAsia="Calibri" w:hAnsi="Calibri"/>
-                <w:b w:val="false"/>
-                <w:bCs w:val="false"/>
-                <w:color w:val="1A1A1A"/>
-                <w:sz w:val="19"/>
-                <w:szCs w:val="19"/>
-              </w:rPr>
-              <w:t xml:space="preserve">38 / 28 / 16</w:t>
+              <w:t xml:space="preserve">25 / 18 / 8</w:t>
+            </w:r>
+          </w:p>
+        </w:tc>
+        <w:tc>
+          <w:tcPr>
+            <w:tcW w:type="dxa" w:w="2313"/>
+            <w:tcMar>
+              <w:top w:type="dxa" w:w="60"/>
+              <w:left w:type="dxa" w:w="100"/>
+              <w:bottom w:type="dxa" w:w="60"/>
+              <w:right w:type="dxa" w:w="100"/>
+            </w:tcMar>
+          </w:tcPr>
+          <w:p>
+            <w:pPr>
+              <w:spacing w:after="0" w:line="252"/>
+            </w:pPr>
+            <w:r>
+              <w:rPr>
+                <w:rFonts w:ascii="Calibri" w:cs="Calibri" w:eastAsia="Calibri" w:hAnsi="Calibri"/>
+                <w:b w:val="false"/>
+                <w:bCs w:val="false"/>
+                <w:color w:val="1A1A1A"/>
+                <w:sz w:val="19"/>
+                <w:szCs w:val="19"/>
+              </w:rPr>
+              <w:t xml:space="preserve">40 / 28 / 16</w:t>
             </w:r>
           </w:p>
         </w:tc>
@@ -4763,34 +4763,34 @@
                 <w:sz w:val="19"/>
                 <w:szCs w:val="19"/>
               </w:rPr>
-              <w:t xml:space="preserve">17 / 13 / 4</w:t>
-            </w:r>
-          </w:p>
-        </w:tc>
-        <w:tc>
-          <w:tcPr>
-            <w:tcW w:type="dxa" w:w="2313"/>
-            <w:tcMar>
-              <w:top w:type="dxa" w:w="60"/>
-              <w:left w:type="dxa" w:w="100"/>
-              <w:bottom w:type="dxa" w:w="60"/>
-              <w:right w:type="dxa" w:w="100"/>
-            </w:tcMar>
-          </w:tcPr>
-          <w:p>
-            <w:pPr>
-              <w:spacing w:after="0" w:line="252"/>
-            </w:pPr>
-            <w:r>
-              <w:rPr>
-                <w:rFonts w:ascii="Calibri" w:cs="Calibri" w:eastAsia="Calibri" w:hAnsi="Calibri"/>
-                <w:b w:val="false"/>
-                <w:bCs w:val="false"/>
-                <w:color w:val="1A1A1A"/>
-                <w:sz w:val="19"/>
-                <w:szCs w:val="19"/>
-              </w:rPr>
-              <w:t xml:space="preserve">27 / 21 / 8</w:t>
+              <w:t xml:space="preserve">15 / 13 / 4</w:t>
+            </w:r>
+          </w:p>
+        </w:tc>
+        <w:tc>
+          <w:tcPr>
+            <w:tcW w:type="dxa" w:w="2313"/>
+            <w:tcMar>
+              <w:top w:type="dxa" w:w="60"/>
+              <w:left w:type="dxa" w:w="100"/>
+              <w:bottom w:type="dxa" w:w="60"/>
+              <w:right w:type="dxa" w:w="100"/>
+            </w:tcMar>
+          </w:tcPr>
+          <w:p>
+            <w:pPr>
+              <w:spacing w:after="0" w:line="252"/>
+            </w:pPr>
+            <w:r>
+              <w:rPr>
+                <w:rFonts w:ascii="Calibri" w:cs="Calibri" w:eastAsia="Calibri" w:hAnsi="Calibri"/>
+                <w:b w:val="false"/>
+                <w:bCs w:val="false"/>
+                <w:color w:val="1A1A1A"/>
+                <w:sz w:val="19"/>
+                <w:szCs w:val="19"/>
+              </w:rPr>
+              <w:t xml:space="preserve">25 / 21 / 8</w:t>
             </w:r>
           </w:p>
         </w:tc>
@@ -20779,7 +20779,7 @@
                 <w:sz w:val="19"/>
                 <w:szCs w:val="19"/>
               </w:rPr>
-              <w:t xml:space="preserve">23 / 18 / 8</w:t>
+              <w:t xml:space="preserve">25 / 18 / 8</w:t>
             </w:r>
           </w:p>
         </w:tc>
@@ -20806,7 +20806,7 @@
                 <w:sz w:val="19"/>
                 <w:szCs w:val="19"/>
               </w:rPr>
-              <w:t xml:space="preserve">38 / 28 / 16</w:t>
+              <w:t xml:space="preserve">40 / 28 / 16</w:t>
             </w:r>
           </w:p>
         </w:tc>
@@ -21327,7 +21327,7 @@
                 <w:sz w:val="19"/>
                 <w:szCs w:val="19"/>
               </w:rPr>
-              <w:t xml:space="preserve">17 / 13 / 4</w:t>
+              <w:t xml:space="preserve">15 / 13 / 4</w:t>
             </w:r>
           </w:p>
         </w:tc>
@@ -21354,7 +21354,7 @@
                 <w:sz w:val="19"/>
                 <w:szCs w:val="19"/>
               </w:rPr>
-              <w:t xml:space="preserve">27 / 21 / 8</w:t>
+              <w:t xml:space="preserve">25 / 21 / 8</w:t>
             </w:r>
           </w:p>
         </w:tc>
@@ -24470,7 +24470,7 @@
                 <w:sz w:val="19"/>
                 <w:szCs w:val="19"/>
               </w:rPr>
-              <w:t xml:space="preserve">23 / 18 / 8</w:t>
+              <w:t xml:space="preserve">25 / 18 / 8</w:t>
             </w:r>
           </w:p>
         </w:tc>
@@ -24580,7 +24580,7 @@
                 <w:sz w:val="19"/>
                 <w:szCs w:val="19"/>
               </w:rPr>
-              <w:t xml:space="preserve">23 / 18 / 8</w:t>
+              <w:t xml:space="preserve">25 / 18 / 8</w:t>
             </w:r>
           </w:p>
         </w:tc>
@@ -24690,7 +24690,7 @@
                 <w:sz w:val="19"/>
                 <w:szCs w:val="19"/>
               </w:rPr>
-              <w:t xml:space="preserve">23 / 18 / 8</w:t>
+              <w:t xml:space="preserve">25 / 18 / 8</w:t>
             </w:r>
           </w:p>
         </w:tc>
@@ -24800,7 +24800,7 @@
                 <w:sz w:val="19"/>
                 <w:szCs w:val="19"/>
               </w:rPr>
-              <w:t xml:space="preserve">38 / 28 / 16</w:t>
+              <w:t xml:space="preserve">40 / 28 / 16</w:t>
             </w:r>
           </w:p>
         </w:tc>
@@ -24910,7 +24910,7 @@
                 <w:sz w:val="19"/>
                 <w:szCs w:val="19"/>
               </w:rPr>
-              <w:t xml:space="preserve">38 / 28 / 16</w:t>
+              <w:t xml:space="preserve">40 / 28 / 16</w:t>
             </w:r>
           </w:p>
         </w:tc>
@@ -29502,7 +29502,7 @@
                 <w:sz w:val="19"/>
                 <w:szCs w:val="19"/>
               </w:rPr>
-              <w:t xml:space="preserve">17 / 13 / 4</w:t>
+              <w:t xml:space="preserve">15 / 13 / 4</w:t>
             </w:r>
           </w:p>
         </w:tc>
@@ -29612,7 +29612,7 @@
                 <w:sz w:val="19"/>
                 <w:szCs w:val="19"/>
               </w:rPr>
-              <w:t xml:space="preserve">17 / 13 / 4</w:t>
+              <w:t xml:space="preserve">15 / 13 / 4</w:t>
             </w:r>
           </w:p>
         </w:tc>
@@ -29722,7 +29722,7 @@
                 <w:sz w:val="19"/>
                 <w:szCs w:val="19"/>
               </w:rPr>
-              <w:t xml:space="preserve">17 / 13 / 4</w:t>
+              <w:t xml:space="preserve">15 / 13 / 4</w:t>
             </w:r>
           </w:p>
         </w:tc>
@@ -29832,7 +29832,7 @@
                 <w:sz w:val="19"/>
                 <w:szCs w:val="19"/>
               </w:rPr>
-              <w:t xml:space="preserve">27 / 21 / 8</w:t>
+              <w:t xml:space="preserve">25 / 21 / 8</w:t>
             </w:r>
           </w:p>
         </w:tc>
@@ -29942,7 +29942,7 @@
                 <w:sz w:val="19"/>
                 <w:szCs w:val="19"/>
               </w:rPr>
-              <w:t xml:space="preserve">27 / 21 / 8</w:t>
+              <w:t xml:space="preserve">25 / 21 / 8</w:t>
             </w:r>
           </w:p>
         </w:tc>
